--- a/livrables/lecons/2026-07-29_lecon-enneagramme_09_type-7-epicurien-enthousiaste.docx
+++ b/livrables/lecons/2026-07-29_lecon-enneagramme_09_type-7-epicurien-enthousiaste.docx
@@ -186,7 +186,7 @@
           <w:sz w:val="22"/>
           <w:szCs w:val="22"/>
         </w:rPr>
-        <w:t xml:space="preserve">Extravertis, curieux, versatiles, charmeurs, enthousiastes — les Septième s'investissent souvent dans de multiples projets simultanément et possèdent une capacité remarquable à tisser des connexions entre des domaines variés. Ils représentent environ 9 % de la population selon les estimations de Truity.</w:t>
+        <w:t xml:space="preserve">Extravertis, curieux, versatiles, charmeurs, enthousiastes — les Septième s'investissent souvent dans de multiples projets simultanément et possèdent une capacité remarquable à tisser des connexions entre des domaines variés. Ils représenteraient environ 9 % de la population selon Truity, sur la base d'une enquête auprès de plus de 54 000 personnes — ce qui en ferait le type le moins fréquent. ⚠️ À prendre avec prudence : ces estimations reposent sur des personnes ayant passé un test en ligne de leur propre initiative, et non sur un échantillon représentatif de la population ; d'autres jeux de données situent le type 7 plutôt autour de 13 à 14 %. Retiens l'ordre de grandeur, pas le chiffre exact.</w:t>
       </w:r>
     </w:p>
     <w:p>
@@ -2072,7 +2072,7 @@
             <w:szCs w:val="22"/>
             <w:u w:val="single"/>
           </w:rPr>
-          <w:t xml:space="preserve">Enneagram Type 7: The Enthusiast</w:t>
+          <w:t xml:space="preserve">What is the Rarest Enneagram Type?</w:t>
         </w:r>
       </w:hyperlink>
       <w:r>
@@ -2082,7 +2082,7 @@
           <w:sz w:val="22"/>
           <w:szCs w:val="22"/>
         </w:rPr>
-        <w:t xml:space="preserve"> — Synthèse accessible : traits, forces, faiblesses, relations, croissance.</w:t>
+        <w:t xml:space="preserve"> — Source de l'estimation de 9 % (enquête auprès de plus de 54 000 personnes). ⚠️ Correction du 02/08/2026 : le lien initialement cité (truity.com/blog/enneagram/personality-type/type-7) renvoyait une erreur 404 — défaut détecté par le job de contrôle qualité.</w:t>
       </w:r>
     </w:p>
     <w:p>
